--- a/T-TESS_Lesson_Plan_Template.docx
+++ b/T-TESS_Lesson_Plan_Template.docx
@@ -31,7 +31,7 @@
           <w:sz w:val="19"/>
           <w:szCs w:val="19"/>
         </w:rPr>
-        <w:t xml:space="preserve">Nine elements appraisers look for, mapped to the rubric dimension each one serves.</w:t>
+        <w:t xml:space="preserve">Twelve elements appraisers look for, mapped to the rubric dimension each one serves.</w:t>
       </w:r>
     </w:p>
     <w:p>
@@ -448,7 +448,7 @@
                 <w:sz w:val="16"/>
                 <w:szCs w:val="16"/>
               </w:rPr>
-              <w:t xml:space="preserve">(verb + content + measurable bar, e.g., “calculate net force with 80% accuracy”)</w:t>
+              <w:t xml:space="preserve">(verb + content + measurable bar)</w:t>
             </w:r>
           </w:p>
           <w:p>
@@ -1268,7 +1268,7 @@
                 <w:sz w:val="16"/>
                 <w:szCs w:val="16"/>
               </w:rPr>
-              <w:t xml:space="preserve">(what students already know / last lesson)   </w:t>
+              <w:t xml:space="preserve">(what students already know)   </w:t>
             </w:r>
             <w:r>
               <w:rPr>
@@ -1862,8 +1862,8 @@
           <w:b/>
           <w:bCs/>
           <w:color w:val="1C2B33"/>
-          <w:sz w:val="19"/>
-          <w:szCs w:val="19"/>
+          <w:sz w:val="20"/>
+          <w:szCs w:val="20"/>
         </w:rPr>
         <w:t xml:space="preserve">Groups formed by: </w:t>
       </w:r>
@@ -1871,8 +1871,8 @@
         <w:rPr>
           <w:rFonts w:ascii="Calibri" w:cs="Calibri" w:eastAsia="Calibri" w:hAnsi="Calibri"/>
           <w:color w:val="1C2B33"/>
-          <w:sz w:val="19"/>
-          <w:szCs w:val="19"/>
+          <w:sz w:val="20"/>
+          <w:szCs w:val="20"/>
         </w:rPr>
         <w:t xml:space="preserve">(what data)  ______________________________    </w:t>
       </w:r>
@@ -1882,8 +1882,8 @@
           <w:b/>
           <w:bCs/>
           <w:color w:val="1C2B33"/>
-          <w:sz w:val="19"/>
-          <w:szCs w:val="19"/>
+          <w:sz w:val="20"/>
+          <w:szCs w:val="20"/>
         </w:rPr>
         <w:t xml:space="preserve">Roles students hold: </w:t>
       </w:r>
@@ -1891,8 +1891,8 @@
         <w:rPr>
           <w:rFonts w:ascii="Calibri" w:cs="Calibri" w:eastAsia="Calibri" w:hAnsi="Calibri"/>
           <w:color w:val="1C2B33"/>
-          <w:sz w:val="19"/>
-          <w:szCs w:val="19"/>
+          <w:sz w:val="20"/>
+          <w:szCs w:val="20"/>
         </w:rPr>
         <w:t xml:space="preserve">______________________________</w:t>
       </w:r>
@@ -2051,7 +2051,7 @@
                 <w:sz w:val="16"/>
                 <w:szCs w:val="16"/>
               </w:rPr>
-              <w:t xml:space="preserve">Under pressure, unscripted questioning drifts to recall.</w:t>
+              <w:t xml:space="preserve">Unscripted questioning drifts to recall.</w:t>
             </w:r>
           </w:p>
           <w:p>
@@ -2228,7 +2228,7 @@
                 <w:sz w:val="16"/>
                 <w:szCs w:val="16"/>
               </w:rPr>
-              <w:t xml:space="preserve">   Dimensions 2.2 &amp; 2.3 — strongest Accomplished/Distinguished signal a plan can carry</w:t>
+              <w:t xml:space="preserve">   Dimensions 2.2 &amp; 2.3 — strongest Distinguished signal a plan can carry</w:t>
             </w:r>
           </w:p>
         </w:tc>
@@ -2288,7 +2288,7 @@
                 <w:sz w:val="20"/>
                 <w:szCs w:val="20"/>
               </w:rPr>
-              <w:t xml:space="preserve">__________________________________________   </w:t>
+              <w:t xml:space="preserve">____________________________________   </w:t>
             </w:r>
             <w:r>
               <w:rPr>
@@ -2327,7 +2327,7 @@
                 <w:sz w:val="16"/>
                 <w:szCs w:val="16"/>
               </w:rPr>
-              <w:t xml:space="preserve">misconceptions are used strategically in the lesson to spark exploration and discovery.  </w:t>
+              <w:t xml:space="preserve">misconceptions are used strategically to spark exploration and discovery.  </w:t>
             </w:r>
           </w:p>
           <w:p>
@@ -2696,7 +2696,7 @@
                 <w:sz w:val="20"/>
                 <w:szCs w:val="20"/>
               </w:rPr>
-              <w:t xml:space="preserve">________________________________________   </w:t>
+              <w:t xml:space="preserve">_______________________________   </w:t>
             </w:r>
             <w:r>
               <w:rPr>
@@ -2831,7 +2831,7 @@
                 <w:sz w:val="20"/>
                 <w:szCs w:val="20"/>
               </w:rPr>
-              <w:t xml:space="preserve">+</w:t>
+              <w:t xml:space="preserve">10</w:t>
             </w:r>
           </w:p>
         </w:tc>
@@ -2883,8 +2883,8 @@
           <w:b/>
           <w:bCs/>
           <w:color w:val="1C2B33"/>
-          <w:sz w:val="19"/>
-          <w:szCs w:val="19"/>
+          <w:sz w:val="20"/>
+          <w:szCs w:val="20"/>
         </w:rPr>
         <w:t xml:space="preserve">Materials &amp; who manages them </w:t>
       </w:r>
@@ -2903,8 +2903,8 @@
         <w:rPr>
           <w:rFonts w:ascii="Calibri" w:cs="Calibri" w:eastAsia="Calibri" w:hAnsi="Calibri"/>
           <w:color w:val="1C2B33"/>
-          <w:sz w:val="19"/>
-          <w:szCs w:val="19"/>
+          <w:sz w:val="20"/>
+          <w:szCs w:val="20"/>
         </w:rPr>
         <w:t xml:space="preserve"> ______________________________________________________</w:t>
       </w:r>
@@ -2919,8 +2919,8 @@
           <w:b/>
           <w:bCs/>
           <w:color w:val="1C2B33"/>
-          <w:sz w:val="19"/>
-          <w:szCs w:val="19"/>
+          <w:sz w:val="20"/>
+          <w:szCs w:val="20"/>
         </w:rPr>
         <w:t xml:space="preserve">Transitions / routines in play: </w:t>
       </w:r>
@@ -2928,10 +2928,10 @@
         <w:rPr>
           <w:rFonts w:ascii="Calibri" w:cs="Calibri" w:eastAsia="Calibri" w:hAnsi="Calibri"/>
           <w:color w:val="1C2B33"/>
-          <w:sz w:val="19"/>
-          <w:szCs w:val="19"/>
-        </w:rPr>
-        <w:t xml:space="preserve">__________________________________________________________________________</w:t>
+          <w:sz w:val="20"/>
+          <w:szCs w:val="20"/>
+        </w:rPr>
+        <w:t xml:space="preserve">__________________________________________________________________</w:t>
       </w:r>
     </w:p>
     <w:p>
@@ -2944,8 +2944,8 @@
           <w:b/>
           <w:bCs/>
           <w:color w:val="1C2B33"/>
-          <w:sz w:val="19"/>
-          <w:szCs w:val="19"/>
+          <w:sz w:val="20"/>
+          <w:szCs w:val="20"/>
         </w:rPr>
         <w:t xml:space="preserve">Collaboration norms or discussion protocol </w:t>
       </w:r>
@@ -2964,8 +2964,8 @@
         <w:rPr>
           <w:rFonts w:ascii="Calibri" w:cs="Calibri" w:eastAsia="Calibri" w:hAnsi="Calibri"/>
           <w:color w:val="1C2B33"/>
-          <w:sz w:val="19"/>
-          <w:szCs w:val="19"/>
+          <w:sz w:val="20"/>
+          <w:szCs w:val="20"/>
         </w:rPr>
         <w:t xml:space="preserve"> ______________________________________________</w:t>
       </w:r>
@@ -2990,6 +2990,168 @@
         <w:tc>
           <w:tcPr>
             <w:tcW w:type="dxa" w:w="1200"/>
+            <w:shd w:fill="2E8B8B" w:val="clear"/>
+            <w:tcMar>
+              <w:top w:type="dxa" w:w="60"/>
+              <w:left w:type="dxa" w:w="100"/>
+              <w:bottom w:type="dxa" w:w="60"/>
+              <w:right w:type="dxa" w:w="100"/>
+            </w:tcMar>
+            <w:vAlign w:val="center"/>
+          </w:tcPr>
+          <w:p>
+            <w:pPr>
+              <w:jc w:val="center"/>
+            </w:pPr>
+            <w:r>
+              <w:rPr>
+                <w:rFonts w:ascii="Calibri" w:cs="Calibri" w:eastAsia="Calibri" w:hAnsi="Calibri"/>
+                <w:b/>
+                <w:bCs/>
+                <w:color w:val="FFFFFF"/>
+                <w:sz w:val="20"/>
+                <w:szCs w:val="20"/>
+              </w:rPr>
+              <w:t xml:space="preserve">11</w:t>
+            </w:r>
+          </w:p>
+        </w:tc>
+        <w:tc>
+          <w:tcPr>
+            <w:tcW w:type="dxa" w:w="9266"/>
+            <w:tcMar>
+              <w:top w:type="dxa" w:w="60"/>
+              <w:left w:type="dxa" w:w="160"/>
+              <w:bottom w:type="dxa" w:w="60"/>
+              <w:right w:type="dxa" w:w="100"/>
+            </w:tcMar>
+            <w:vAlign w:val="center"/>
+          </w:tcPr>
+          <w:p>
+            <w:r>
+              <w:rPr>
+                <w:rFonts w:ascii="Calibri" w:cs="Calibri" w:eastAsia="Calibri" w:hAnsi="Calibri"/>
+                <w:b/>
+                <w:bCs/>
+                <w:color w:val="1C2B33"/>
+                <w:sz w:val="22"/>
+                <w:szCs w:val="22"/>
+              </w:rPr>
+              <w:t xml:space="preserve">WICOR strategy</w:t>
+            </w:r>
+            <w:r>
+              <w:rPr>
+                <w:rFonts w:ascii="Calibri" w:cs="Calibri" w:eastAsia="Calibri" w:hAnsi="Calibri"/>
+                <w:i/>
+                <w:iCs/>
+                <w:color w:val="71807B"/>
+                <w:sz w:val="16"/>
+                <w:szCs w:val="16"/>
+              </w:rPr>
+              <w:t xml:space="preserve">   AVID campuses — name the strand and where it lands in the lesson</w:t>
+            </w:r>
+          </w:p>
+        </w:tc>
+      </w:tr>
+    </w:tbl>
+    <w:p>
+      <w:pPr>
+        <w:spacing w:after="60" w:before="60"/>
+      </w:pPr>
+      <w:r>
+        <w:rPr>
+          <w:rFonts w:ascii="Calibri" w:cs="Calibri" w:eastAsia="Calibri" w:hAnsi="Calibri"/>
+          <w:b/>
+          <w:bCs/>
+          <w:color w:val="1C2B33"/>
+          <w:sz w:val="20"/>
+          <w:szCs w:val="20"/>
+        </w:rPr>
+        <w:t xml:space="preserve">Strand (circle):  </w:t>
+      </w:r>
+      <w:r>
+        <w:rPr>
+          <w:rFonts w:ascii="Calibri" w:cs="Calibri" w:eastAsia="Calibri" w:hAnsi="Calibri"/>
+          <w:color w:val="1C2B33"/>
+          <w:sz w:val="19"/>
+          <w:szCs w:val="19"/>
+        </w:rPr>
+        <w:t xml:space="preserve">Writing   Inquiry   Collaboration   Organization   Reading</w:t>
+      </w:r>
+    </w:p>
+    <w:p>
+      <w:pPr>
+        <w:spacing w:after="60"/>
+      </w:pPr>
+      <w:r>
+        <w:rPr>
+          <w:rFonts w:ascii="Calibri" w:cs="Calibri" w:eastAsia="Calibri" w:hAnsi="Calibri"/>
+          <w:b/>
+          <w:bCs/>
+          <w:color w:val="1C2B33"/>
+          <w:sz w:val="20"/>
+          <w:szCs w:val="20"/>
+        </w:rPr>
+        <w:t xml:space="preserve">Strategy &amp; where it happens: </w:t>
+      </w:r>
+      <w:r>
+        <w:rPr>
+          <w:rFonts w:ascii="Calibri" w:cs="Calibri" w:eastAsia="Calibri" w:hAnsi="Calibri"/>
+          <w:color w:val="1C2B33"/>
+          <w:sz w:val="20"/>
+          <w:szCs w:val="20"/>
+        </w:rPr>
+        <w:t xml:space="preserve">_________________________________________________________</w:t>
+      </w:r>
+    </w:p>
+    <w:p>
+      <w:pPr>
+        <w:shd w:fill="F5F7F6" w:val="clear"/>
+        <w:spacing w:after="140"/>
+      </w:pPr>
+      <w:r>
+        <w:rPr>
+          <w:rFonts w:ascii="Calibri" w:cs="Calibri" w:eastAsia="Calibri" w:hAnsi="Calibri"/>
+          <w:b/>
+          <w:bCs/>
+          <w:color w:val="44565F"/>
+          <w:sz w:val="16"/>
+          <w:szCs w:val="16"/>
+        </w:rPr>
+        <w:t xml:space="preserve">  Distinguished looks like: </w:t>
+      </w:r>
+      <w:r>
+        <w:rPr>
+          <w:rFonts w:ascii="Calibri" w:cs="Calibri" w:eastAsia="Calibri" w:hAnsi="Calibri"/>
+          <w:i/>
+          <w:iCs/>
+          <w:color w:val="44565F"/>
+          <w:sz w:val="16"/>
+          <w:szCs w:val="16"/>
+        </w:rPr>
+        <w:t xml:space="preserve">students own the strategy — they run the tutorial, generate the Costa's Level 3 questions, choose the organizer — rather than completing one you assigned.  </w:t>
+      </w:r>
+    </w:p>
+    <w:tbl>
+      <w:tblPr>
+        <w:tblW w:type="dxa" w:w="10466"/>
+        <w:tblBorders>
+          <w:top w:val="none" w:color="FFFFFF" w:sz="0"/>
+          <w:left w:val="none" w:color="FFFFFF" w:sz="0"/>
+          <w:bottom w:val="none" w:color="FFFFFF" w:sz="0"/>
+          <w:right w:val="none" w:color="FFFFFF" w:sz="0"/>
+          <w:insideH w:val="none" w:color="FFFFFF" w:sz="0"/>
+          <w:insideV w:val="none" w:color="FFFFFF" w:sz="0"/>
+        </w:tblBorders>
+      </w:tblPr>
+      <w:tblGrid>
+        <w:gridCol w:w="1200"/>
+        <w:gridCol w:w="9266"/>
+      </w:tblGrid>
+      <w:tr>
+        <w:tc>
+          <w:tcPr>
+            <w:tcW w:type="dxa" w:w="1200"/>
             <w:shd w:fill="C96A2E" w:val="clear"/>
             <w:tcMar>
               <w:top w:type="dxa" w:w="60"/>
@@ -3012,7 +3174,7 @@
                 <w:sz w:val="20"/>
                 <w:szCs w:val="20"/>
               </w:rPr>
-              <w:t xml:space="preserve">★</w:t>
+              <w:t xml:space="preserve">12</w:t>
             </w:r>
           </w:p>
         </w:tc>
@@ -3135,20 +3297,6 @@
     </w:tbl>
     <w:p>
       <w:pPr>
-        <w:spacing w:after="60"/>
-      </w:pPr>
-      <w:r>
-        <w:rPr>
-          <w:rFonts w:ascii="Calibri" w:cs="Calibri" w:eastAsia="Calibri" w:hAnsi="Calibri"/>
-          <w:color w:val="1C2B33"/>
-          <w:sz w:val="2"/>
-          <w:szCs w:val="2"/>
-        </w:rPr>
-        <w:t xml:space="preserve"/>
-      </w:r>
-    </w:p>
-    <w:p>
-      <w:pPr>
         <w:pBdr>
           <w:top w:val="single" w:color="D9DEDC" w:sz="4"/>
         </w:pBdr>
@@ -3161,7 +3309,7 @@
           <w:sz w:val="15"/>
           <w:szCs w:val="15"/>
         </w:rPr>
-        <w:t xml:space="preserve">T-TESS Companion · tesscompanion.netlify.app — free evidence tracker &amp; AI coach for Texas teachers. </w:t>
+        <w:t xml:space="preserve">T-TESS Companion · tesscompanion.netlify.app — free evidence tracker &amp; AI coach for Texas teachers, by Dr. Bindu Kaimal. </w:t>
       </w:r>
       <w:r>
         <w:rPr>
